--- a/sql/Phase 6_analytics requirements & reporting design/03_Phase_6_Power_BI_Requirements.docx
+++ b/sql/Phase 6_analytics requirements & reporting design/03_Phase_6_Power_BI_Requirements.docx
@@ -25,7 +25,7 @@
     </w:p>
     <w:p>
       <w:r>
-        <w:t>PHASE 6 DOCUMENTATION CLOSED — formatting and project KPI conventions aligned; implementation and acceptance testing pending.</w:t>
+        <w:t>PHASE 6 DOCUMENTATION — revised after SQL 7.12 profitability validation; Power BI implementation and acceptance testing remain pending.</w:t>
       </w:r>
     </w:p>
     <w:p>
@@ -654,12 +654,12 @@
     </w:p>
     <w:p>
       <w:r>
-        <w:t>Implement the following recorded project conventions consistently in the model and measures: Completed orders only for Total Sales, Total Orders and AOV; Completed returns only for realized return KPIs, with Approved and Pending shown separately; available_stock for reorder exceptions; and Estimated Gross Profit using current product costs, clearly labelled as estimated. Use order_date for sales time intelligence. Validate sales amount basis/grain and the Completion Rate denominator before implementing those measures. Do not infer sales channel or present inventory movement trends while the documented movement-load exception remains unresolved.</w:t>
+        <w:t>Implement the recorded project conventions consistently: Completed orders only for Total Sales, Total Orders and AOV; Completed returns only for realized return KPIs, with Approved and Pending shown separately; available_stock for reorder exceptions; and Estimated Gross Profit using current product costs, clearly labelled as estimated. SQL 7.12 validated AED 26,870 eligible sales, AED 21,510 estimated product cost, AED 5,360 estimated gross profit and 19.95% estimated profit margin. The earlier AED 7,603 benchmark is superseded; the AED 2,243 variance remains unexplained and is not an adjustment. Use order_date for sales time intelligence. Total Sales monetary basis/grain has been validated at line_total for completed orders; do not mix with order_total. Completion Rate denominator remains undefined and must not be implemented. Do not infer sales channel or present inventory movement trends while the documented movement-load exception remains unresolved.</w:t>
       </w:r>
     </w:p>
     <w:p>
       <w:r>
-        <w:t>Phase 6 documentation is closed after the final consistency review. Power BI implementation and acceptance testing have not started.</w:t>
+        <w:t>Power BI Requirements revised to align with SQL 7.12 profitability validation. Cross-document consistency is subject to replacing the corresponding Analytics Requirements and KPI workbook files. Power BI implementation and acceptance testing have not started.</w:t>
       </w:r>
     </w:p>
     <w:sectPr>
